--- a/lab1/lab 1.docx
+++ b/lab1/lab 1.docx
@@ -441,7 +441,6 @@
           <w:kern w:val="0"/>
           <w:sz w:val="28"/>
           <w:szCs w:val="28"/>
-          <w:lang w:val="en-US"/>
           <w14:ligatures w14:val="none"/>
         </w:rPr>
       </w:pPr>
@@ -691,7 +690,7 @@
           <w:kern w:val="0"/>
           <w:sz w:val="28"/>
           <w:szCs w:val="28"/>
-          <w:lang w:val="en-US"/>
+          <w:lang w:val="ru-RU"/>
           <w14:ligatures w14:val="none"/>
         </w:rPr>
       </w:pPr>
@@ -712,7 +711,6 @@
           <w:kern w:val="0"/>
           <w:sz w:val="28"/>
           <w:szCs w:val="28"/>
-          <w:lang w:val="en-US"/>
           <w14:ligatures w14:val="none"/>
         </w:rPr>
         <w:t>-</w:t>
@@ -737,24 +735,79 @@
           <w:kern w:val="0"/>
           <w:sz w:val="28"/>
           <w:szCs w:val="28"/>
-          <w:lang w:val="en-US"/>
-          <w14:ligatures w14:val="none"/>
-        </w:rPr>
-      </w:pPr>
-      <w:r>
-        <w:rPr>
-          <w:rFonts w:ascii="Times New Roman" w:eastAsia="Calibri" w:hAnsi="Times New Roman" w:cs="Times New Roman"/>
-          <w:kern w:val="0"/>
-          <w:sz w:val="28"/>
-          <w:szCs w:val="28"/>
-          <w:lang w:val="en-US"/>
-          <w14:ligatures w14:val="none"/>
-        </w:rPr>
-        <w:t>CREATE DATABASE Store</w:t>
-      </w:r>
-    </w:p>
-    <w:p>
-      <w:pPr>
+          <w14:ligatures w14:val="none"/>
+        </w:rPr>
+      </w:pPr>
+    </w:p>
+    <w:p>
+      <w:pPr>
+        <w:shd w:val="clear" w:color="auto" w:fill="FFFFFF" w:themeFill="background1"/>
+        <w:spacing w:line="276" w:lineRule="auto"/>
+        <w:rPr>
+          <w:rFonts w:ascii="Times New Roman" w:eastAsia="Calibri" w:hAnsi="Times New Roman" w:cs="Times New Roman"/>
+          <w:kern w:val="0"/>
+          <w:sz w:val="28"/>
+          <w:szCs w:val="28"/>
+          <w14:ligatures w14:val="none"/>
+        </w:rPr>
+      </w:pPr>
+      <w:r>
+        <w:rPr>
+          <w:rFonts w:ascii="Times New Roman" w:eastAsia="Calibri" w:hAnsi="Times New Roman" w:cs="Times New Roman"/>
+          <w:kern w:val="0"/>
+          <w:sz w:val="28"/>
+          <w:szCs w:val="28"/>
+          <w:lang w:val="en-US"/>
+          <w14:ligatures w14:val="none"/>
+        </w:rPr>
+        <w:t>CREATE</w:t>
+      </w:r>
+      <w:r>
+        <w:rPr>
+          <w:rFonts w:ascii="Times New Roman" w:eastAsia="Calibri" w:hAnsi="Times New Roman" w:cs="Times New Roman"/>
+          <w:kern w:val="0"/>
+          <w:sz w:val="28"/>
+          <w:szCs w:val="28"/>
+          <w14:ligatures w14:val="none"/>
+        </w:rPr>
+        <w:t xml:space="preserve"> </w:t>
+      </w:r>
+      <w:r>
+        <w:rPr>
+          <w:rFonts w:ascii="Times New Roman" w:eastAsia="Calibri" w:hAnsi="Times New Roman" w:cs="Times New Roman"/>
+          <w:kern w:val="0"/>
+          <w:sz w:val="28"/>
+          <w:szCs w:val="28"/>
+          <w:lang w:val="en-US"/>
+          <w14:ligatures w14:val="none"/>
+        </w:rPr>
+        <w:t>DATABASE</w:t>
+      </w:r>
+      <w:r>
+        <w:rPr>
+          <w:rFonts w:ascii="Times New Roman" w:eastAsia="Calibri" w:hAnsi="Times New Roman" w:cs="Times New Roman"/>
+          <w:kern w:val="0"/>
+          <w:sz w:val="28"/>
+          <w:szCs w:val="28"/>
+          <w14:ligatures w14:val="none"/>
+        </w:rPr>
+        <w:t xml:space="preserve"> </w:t>
+      </w:r>
+      <w:r>
+        <w:rPr>
+          <w:rFonts w:ascii="Times New Roman" w:eastAsia="Calibri" w:hAnsi="Times New Roman" w:cs="Times New Roman"/>
+          <w:kern w:val="0"/>
+          <w:sz w:val="28"/>
+          <w:szCs w:val="28"/>
+          <w:lang w:val="en-US"/>
+          <w14:ligatures w14:val="none"/>
+        </w:rPr>
+        <w:t>Store</w:t>
+      </w:r>
+    </w:p>
+    <w:p>
+      <w:pPr>
+        <w:shd w:val="clear" w:color="auto" w:fill="FFFFFF" w:themeFill="background1"/>
         <w:spacing w:line="276" w:lineRule="auto"/>
         <w:rPr>
           <w:rFonts w:ascii="Times New Roman" w:eastAsia="Calibri" w:hAnsi="Times New Roman" w:cs="Times New Roman"/>
@@ -779,6 +832,7 @@
     </w:p>
     <w:p>
       <w:pPr>
+        <w:shd w:val="clear" w:color="auto" w:fill="FFFFFF" w:themeFill="background1"/>
         <w:spacing w:line="276" w:lineRule="auto"/>
         <w:rPr>
           <w:rFonts w:ascii="Times New Roman" w:eastAsia="Calibri" w:hAnsi="Times New Roman" w:cs="Times New Roman"/>
@@ -803,6 +857,7 @@
     </w:p>
     <w:p>
       <w:pPr>
+        <w:shd w:val="clear" w:color="auto" w:fill="FFFFFF" w:themeFill="background1"/>
         <w:spacing w:line="276" w:lineRule="auto"/>
         <w:rPr>
           <w:rFonts w:ascii="Times New Roman" w:eastAsia="Calibri" w:hAnsi="Times New Roman" w:cs="Times New Roman"/>
@@ -827,6 +882,7 @@
     </w:p>
     <w:p>
       <w:pPr>
+        <w:shd w:val="clear" w:color="auto" w:fill="FFFFFF" w:themeFill="background1"/>
         <w:spacing w:line="276" w:lineRule="auto"/>
         <w:rPr>
           <w:rFonts w:ascii="Times New Roman" w:eastAsia="Calibri" w:hAnsi="Times New Roman" w:cs="Times New Roman"/>
@@ -851,6 +907,7 @@
     </w:p>
     <w:p>
       <w:pPr>
+        <w:shd w:val="clear" w:color="auto" w:fill="FFFFFF" w:themeFill="background1"/>
         <w:spacing w:line="276" w:lineRule="auto"/>
         <w:rPr>
           <w:rFonts w:ascii="Times New Roman" w:eastAsia="Calibri" w:hAnsi="Times New Roman" w:cs="Times New Roman"/>
@@ -875,6 +932,7 @@
     </w:p>
     <w:p>
       <w:pPr>
+        <w:shd w:val="clear" w:color="auto" w:fill="FFFFFF" w:themeFill="background1"/>
         <w:spacing w:line="276" w:lineRule="auto"/>
         <w:rPr>
           <w:rFonts w:ascii="Times New Roman" w:eastAsia="Calibri" w:hAnsi="Times New Roman" w:cs="Times New Roman"/>
@@ -899,6 +957,7 @@
     </w:p>
     <w:p>
       <w:pPr>
+        <w:shd w:val="clear" w:color="auto" w:fill="FFFFFF" w:themeFill="background1"/>
         <w:spacing w:line="276" w:lineRule="auto"/>
         <w:rPr>
           <w:rFonts w:ascii="Times New Roman" w:eastAsia="Calibri" w:hAnsi="Times New Roman" w:cs="Times New Roman"/>
@@ -926,16 +985,16 @@
         <w:spacing w:line="276" w:lineRule="auto"/>
         <w:rPr>
           <w:noProof/>
-          <w:lang w:val="ru-RU"/>
-        </w:rPr>
-      </w:pPr>
-      <w:r>
-        <w:rPr>
-          <w:rFonts w:ascii="Times New Roman" w:eastAsia="Calibri" w:hAnsi="Times New Roman" w:cs="Times New Roman"/>
-          <w:kern w:val="0"/>
-          <w:sz w:val="28"/>
-          <w:szCs w:val="28"/>
-          <w:lang w:val="ru-RU"/>
+          <w:lang w:val="en-US"/>
+        </w:rPr>
+      </w:pPr>
+      <w:r>
+        <w:rPr>
+          <w:rFonts w:ascii="Times New Roman" w:eastAsia="Calibri" w:hAnsi="Times New Roman" w:cs="Times New Roman"/>
+          <w:kern w:val="0"/>
+          <w:sz w:val="28"/>
+          <w:szCs w:val="28"/>
+          <w:lang w:val="en-US"/>
           <w14:ligatures w14:val="none"/>
         </w:rPr>
         <w:lastRenderedPageBreak/>
@@ -944,12 +1003,14 @@
       <w:r>
         <w:rPr>
           <w:noProof/>
+          <w:lang w:val="en-US"/>
         </w:rPr>
         <w:t xml:space="preserve"> </w:t>
       </w:r>
       <w:r>
         <w:rPr>
           <w:rFonts w:ascii="Times New Roman" w:eastAsia="Calibri" w:hAnsi="Times New Roman" w:cs="Times New Roman"/>
+          <w:noProof/>
           <w:kern w:val="0"/>
           <w:sz w:val="28"/>
           <w:szCs w:val="28"/>
@@ -961,195 +1022,6 @@
             <wp:extent cx="5940425" cy="3453765"/>
             <wp:effectExtent l="0" t="0" r="3175" b="0"/>
             <wp:docPr id="1" name="Рисунок 1"/>
-            <wp:cNvGraphicFramePr>
-              <a:graphicFrameLocks xmlns:a="http://schemas.openxmlformats.org/drawingml/2006/main" noChangeAspect="1"/>
-            </wp:cNvGraphicFramePr>
-            <a:graphic xmlns:a="http://schemas.openxmlformats.org/drawingml/2006/main">
-              <a:graphicData uri="http://schemas.openxmlformats.org/drawingml/2006/picture">
-                <pic:pic xmlns:pic="http://schemas.openxmlformats.org/drawingml/2006/picture">
-                  <pic:nvPicPr>
-                    <pic:cNvPr id="1" name=""/>
-                    <pic:cNvPicPr/>
-                  </pic:nvPicPr>
-                  <pic:blipFill>
-                    <a:blip r:embed="rId5"/>
-                    <a:stretch>
-                      <a:fillRect/>
-                    </a:stretch>
-                  </pic:blipFill>
-                  <pic:spPr>
-                    <a:xfrm>
-                      <a:off x="0" y="0"/>
-                      <a:ext cx="5940425" cy="3453765"/>
-                    </a:xfrm>
-                    <a:prstGeom prst="rect">
-                      <a:avLst/>
-                    </a:prstGeom>
-                  </pic:spPr>
-                </pic:pic>
-              </a:graphicData>
-            </a:graphic>
-          </wp:inline>
-        </w:drawing>
-      </w:r>
-    </w:p>
-    <w:p>
-      <w:pPr>
-        <w:spacing w:line="276" w:lineRule="auto"/>
-        <w:rPr>
-          <w:rFonts w:ascii="Times New Roman" w:eastAsia="Calibri" w:hAnsi="Times New Roman" w:cs="Times New Roman"/>
-          <w:kern w:val="0"/>
-          <w:sz w:val="28"/>
-          <w:szCs w:val="28"/>
-          <w:lang w:val="en-US"/>
-          <w14:ligatures w14:val="none"/>
-        </w:rPr>
-      </w:pPr>
-      <w:r>
-        <w:rPr>
-          <w:rFonts w:ascii="Times New Roman" w:eastAsia="Calibri" w:hAnsi="Times New Roman" w:cs="Times New Roman"/>
-          <w:kern w:val="0"/>
-          <w:sz w:val="28"/>
-          <w:szCs w:val="28"/>
-          <w:lang w:val="en-US"/>
-          <w14:ligatures w14:val="none"/>
-        </w:rPr>
-        <w:t>CREATE TABLE categories (</w:t>
-      </w:r>
-    </w:p>
-    <w:p>
-      <w:pPr>
-        <w:spacing w:line="276" w:lineRule="auto"/>
-        <w:rPr>
-          <w:rFonts w:ascii="Times New Roman" w:eastAsia="Calibri" w:hAnsi="Times New Roman" w:cs="Times New Roman"/>
-          <w:kern w:val="0"/>
-          <w:sz w:val="28"/>
-          <w:szCs w:val="28"/>
-          <w:lang w:val="en-US"/>
-          <w14:ligatures w14:val="none"/>
-        </w:rPr>
-      </w:pPr>
-      <w:r>
-        <w:rPr>
-          <w:rFonts w:ascii="Times New Roman" w:eastAsia="Calibri" w:hAnsi="Times New Roman" w:cs="Times New Roman"/>
-          <w:kern w:val="0"/>
-          <w:sz w:val="28"/>
-          <w:szCs w:val="28"/>
-          <w:lang w:val="en-US"/>
-          <w14:ligatures w14:val="none"/>
-        </w:rPr>
-        <w:t xml:space="preserve">    category_id SERIAL PRIMARY KEY,</w:t>
-      </w:r>
-    </w:p>
-    <w:p>
-      <w:pPr>
-        <w:spacing w:line="276" w:lineRule="auto"/>
-        <w:rPr>
-          <w:rFonts w:ascii="Times New Roman" w:eastAsia="Calibri" w:hAnsi="Times New Roman" w:cs="Times New Roman"/>
-          <w:kern w:val="0"/>
-          <w:sz w:val="28"/>
-          <w:szCs w:val="28"/>
-          <w:lang w:val="en-US"/>
-          <w14:ligatures w14:val="none"/>
-        </w:rPr>
-      </w:pPr>
-      <w:r>
-        <w:rPr>
-          <w:rFonts w:ascii="Times New Roman" w:eastAsia="Calibri" w:hAnsi="Times New Roman" w:cs="Times New Roman"/>
-          <w:kern w:val="0"/>
-          <w:sz w:val="28"/>
-          <w:szCs w:val="28"/>
-          <w:lang w:val="en-US"/>
-          <w14:ligatures w14:val="none"/>
-        </w:rPr>
-        <w:t xml:space="preserve">    category_name VARCHAR(50) NOT NULL,</w:t>
-      </w:r>
-    </w:p>
-    <w:p>
-      <w:pPr>
-        <w:spacing w:line="276" w:lineRule="auto"/>
-        <w:rPr>
-          <w:rFonts w:ascii="Times New Roman" w:eastAsia="Calibri" w:hAnsi="Times New Roman" w:cs="Times New Roman"/>
-          <w:kern w:val="0"/>
-          <w:sz w:val="28"/>
-          <w:szCs w:val="28"/>
-          <w:lang w:val="ru-RU"/>
-          <w14:ligatures w14:val="none"/>
-        </w:rPr>
-      </w:pPr>
-      <w:r>
-        <w:rPr>
-          <w:rFonts w:ascii="Times New Roman" w:eastAsia="Calibri" w:hAnsi="Times New Roman" w:cs="Times New Roman"/>
-          <w:kern w:val="0"/>
-          <w:sz w:val="28"/>
-          <w:szCs w:val="28"/>
-          <w:lang w:val="en-US"/>
-          <w14:ligatures w14:val="none"/>
-        </w:rPr>
-        <w:t xml:space="preserve">    </w:t>
-      </w:r>
-      <w:r>
-        <w:rPr>
-          <w:rFonts w:ascii="Times New Roman" w:eastAsia="Calibri" w:hAnsi="Times New Roman" w:cs="Times New Roman"/>
-          <w:kern w:val="0"/>
-          <w:sz w:val="28"/>
-          <w:szCs w:val="28"/>
-          <w:lang w:val="ru-RU"/>
-          <w14:ligatures w14:val="none"/>
-        </w:rPr>
-        <w:t>description TEXT</w:t>
-      </w:r>
-    </w:p>
-    <w:p>
-      <w:pPr>
-        <w:spacing w:line="276" w:lineRule="auto"/>
-        <w:rPr>
-          <w:rFonts w:ascii="Times New Roman" w:eastAsia="Calibri" w:hAnsi="Times New Roman" w:cs="Times New Roman"/>
-          <w:kern w:val="0"/>
-          <w:sz w:val="28"/>
-          <w:szCs w:val="28"/>
-          <w:lang w:val="ru-RU"/>
-          <w14:ligatures w14:val="none"/>
-        </w:rPr>
-      </w:pPr>
-      <w:r>
-        <w:rPr>
-          <w:rFonts w:ascii="Times New Roman" w:eastAsia="Calibri" w:hAnsi="Times New Roman" w:cs="Times New Roman"/>
-          <w:kern w:val="0"/>
-          <w:sz w:val="28"/>
-          <w:szCs w:val="28"/>
-          <w:lang w:val="ru-RU"/>
-          <w14:ligatures w14:val="none"/>
-        </w:rPr>
-        <w:t>);</w:t>
-      </w:r>
-    </w:p>
-    <w:p>
-      <w:pPr>
-        <w:spacing w:line="276" w:lineRule="auto"/>
-        <w:rPr>
-          <w:rFonts w:ascii="Times New Roman" w:eastAsia="Calibri" w:hAnsi="Times New Roman" w:cs="Times New Roman"/>
-          <w:kern w:val="0"/>
-          <w:sz w:val="28"/>
-          <w:szCs w:val="28"/>
-          <w:lang w:val="ru-RU"/>
-          <w14:ligatures w14:val="none"/>
-        </w:rPr>
-      </w:pPr>
-      <w:r>
-        <w:rPr>
-          <w:rFonts w:ascii="Times New Roman" w:eastAsia="Calibri" w:hAnsi="Times New Roman" w:cs="Times New Roman"/>
-          <w:kern w:val="0"/>
-          <w:sz w:val="28"/>
-          <w:szCs w:val="28"/>
-          <w:lang w:val="ru-RU"/>
-          <w14:ligatures w14:val="none"/>
-        </w:rPr>
-        <w:drawing>
-          <wp:inline distT="0" distB="0" distL="0" distR="0" wp14:anchorId="75E32CC9" wp14:editId="7CA474F1">
-            <wp:extent cx="5940425" cy="3321685"/>
-            <wp:effectExtent l="0" t="0" r="3175" b="0"/>
-            <wp:docPr id="2" name="Рисунок 2"/>
             <wp:cNvGraphicFramePr>
               <a:graphicFrameLocks xmlns:a="http://schemas.openxmlformats.org/drawingml/2006/main" noChangeAspect="1"/>
             </wp:cNvGraphicFramePr>
@@ -1169,7 +1041,7 @@
                   <pic:spPr>
                     <a:xfrm>
                       <a:off x="0" y="0"/>
-                      <a:ext cx="5940425" cy="3321685"/>
+                      <a:ext cx="5940425" cy="3453765"/>
                     </a:xfrm>
                     <a:prstGeom prst="rect">
                       <a:avLst/>
@@ -1203,128 +1075,90 @@
           <w:lang w:val="en-US"/>
           <w14:ligatures w14:val="none"/>
         </w:rPr>
-        <w:t>CREATE TABLE products (</w:t>
-      </w:r>
-    </w:p>
-    <w:p>
-      <w:pPr>
-        <w:spacing w:line="276" w:lineRule="auto"/>
-        <w:rPr>
-          <w:rFonts w:ascii="Times New Roman" w:eastAsia="Calibri" w:hAnsi="Times New Roman" w:cs="Times New Roman"/>
-          <w:kern w:val="0"/>
-          <w:sz w:val="28"/>
-          <w:szCs w:val="28"/>
-          <w:lang w:val="en-US"/>
-          <w14:ligatures w14:val="none"/>
-        </w:rPr>
-      </w:pPr>
-      <w:r>
-        <w:rPr>
-          <w:rFonts w:ascii="Times New Roman" w:eastAsia="Calibri" w:hAnsi="Times New Roman" w:cs="Times New Roman"/>
-          <w:kern w:val="0"/>
-          <w:sz w:val="28"/>
-          <w:szCs w:val="28"/>
-          <w:lang w:val="en-US"/>
-          <w14:ligatures w14:val="none"/>
-        </w:rPr>
-        <w:lastRenderedPageBreak/>
-        <w:t xml:space="preserve">    product_id SERIAL PRIMARY KEY,</w:t>
-      </w:r>
-    </w:p>
-    <w:p>
-      <w:pPr>
-        <w:spacing w:line="276" w:lineRule="auto"/>
-        <w:rPr>
-          <w:rFonts w:ascii="Times New Roman" w:eastAsia="Calibri" w:hAnsi="Times New Roman" w:cs="Times New Roman"/>
-          <w:kern w:val="0"/>
-          <w:sz w:val="28"/>
-          <w:szCs w:val="28"/>
-          <w:lang w:val="en-US"/>
-          <w14:ligatures w14:val="none"/>
-        </w:rPr>
-      </w:pPr>
-      <w:r>
-        <w:rPr>
-          <w:rFonts w:ascii="Times New Roman" w:eastAsia="Calibri" w:hAnsi="Times New Roman" w:cs="Times New Roman"/>
-          <w:kern w:val="0"/>
-          <w:sz w:val="28"/>
-          <w:szCs w:val="28"/>
-          <w:lang w:val="en-US"/>
-          <w14:ligatures w14:val="none"/>
-        </w:rPr>
-        <w:t xml:space="preserve">    product_name VARCHAR(100) NOT NULL,</w:t>
-      </w:r>
-    </w:p>
-    <w:p>
-      <w:pPr>
-        <w:spacing w:line="276" w:lineRule="auto"/>
-        <w:rPr>
-          <w:rFonts w:ascii="Times New Roman" w:eastAsia="Calibri" w:hAnsi="Times New Roman" w:cs="Times New Roman"/>
-          <w:kern w:val="0"/>
-          <w:sz w:val="28"/>
-          <w:szCs w:val="28"/>
-          <w:lang w:val="en-US"/>
-          <w14:ligatures w14:val="none"/>
-        </w:rPr>
-      </w:pPr>
-      <w:r>
-        <w:rPr>
-          <w:rFonts w:ascii="Times New Roman" w:eastAsia="Calibri" w:hAnsi="Times New Roman" w:cs="Times New Roman"/>
-          <w:kern w:val="0"/>
-          <w:sz w:val="28"/>
-          <w:szCs w:val="28"/>
-          <w:lang w:val="en-US"/>
-          <w14:ligatures w14:val="none"/>
-        </w:rPr>
-        <w:t xml:space="preserve">    price DECIMAL(10, 2) NOT NULL,</w:t>
-      </w:r>
-    </w:p>
-    <w:p>
-      <w:pPr>
-        <w:spacing w:line="276" w:lineRule="auto"/>
-        <w:rPr>
-          <w:rFonts w:ascii="Times New Roman" w:eastAsia="Calibri" w:hAnsi="Times New Roman" w:cs="Times New Roman"/>
-          <w:kern w:val="0"/>
-          <w:sz w:val="28"/>
-          <w:szCs w:val="28"/>
-          <w:lang w:val="en-US"/>
-          <w14:ligatures w14:val="none"/>
-        </w:rPr>
-      </w:pPr>
-      <w:r>
-        <w:rPr>
-          <w:rFonts w:ascii="Times New Roman" w:eastAsia="Calibri" w:hAnsi="Times New Roman" w:cs="Times New Roman"/>
-          <w:kern w:val="0"/>
-          <w:sz w:val="28"/>
-          <w:szCs w:val="28"/>
-          <w:lang w:val="en-US"/>
-          <w14:ligatures w14:val="none"/>
-        </w:rPr>
-        <w:t xml:space="preserve">    stock_quantity INT DEFAULT 0,</w:t>
-      </w:r>
-    </w:p>
-    <w:p>
-      <w:pPr>
-        <w:spacing w:line="276" w:lineRule="auto"/>
-        <w:rPr>
-          <w:rFonts w:ascii="Times New Roman" w:eastAsia="Calibri" w:hAnsi="Times New Roman" w:cs="Times New Roman"/>
-          <w:kern w:val="0"/>
-          <w:sz w:val="28"/>
-          <w:szCs w:val="28"/>
-          <w:lang w:val="en-US"/>
-          <w14:ligatures w14:val="none"/>
-        </w:rPr>
-      </w:pPr>
-      <w:r>
-        <w:rPr>
-          <w:rFonts w:ascii="Times New Roman" w:eastAsia="Calibri" w:hAnsi="Times New Roman" w:cs="Times New Roman"/>
-          <w:kern w:val="0"/>
-          <w:sz w:val="28"/>
-          <w:szCs w:val="28"/>
-          <w:lang w:val="en-US"/>
-          <w14:ligatures w14:val="none"/>
-        </w:rPr>
-        <w:t xml:space="preserve">    category_id INT REFERENCES categories(category_id) ON DELETE SET NULL</w:t>
+        <w:t>CREATE TABLE categories (</w:t>
+      </w:r>
+    </w:p>
+    <w:p>
+      <w:pPr>
+        <w:spacing w:line="276" w:lineRule="auto"/>
+        <w:rPr>
+          <w:rFonts w:ascii="Times New Roman" w:eastAsia="Calibri" w:hAnsi="Times New Roman" w:cs="Times New Roman"/>
+          <w:kern w:val="0"/>
+          <w:sz w:val="28"/>
+          <w:szCs w:val="28"/>
+          <w:lang w:val="en-US"/>
+          <w14:ligatures w14:val="none"/>
+        </w:rPr>
+      </w:pPr>
+      <w:r>
+        <w:rPr>
+          <w:rFonts w:ascii="Times New Roman" w:eastAsia="Calibri" w:hAnsi="Times New Roman" w:cs="Times New Roman"/>
+          <w:kern w:val="0"/>
+          <w:sz w:val="28"/>
+          <w:szCs w:val="28"/>
+          <w:lang w:val="en-US"/>
+          <w14:ligatures w14:val="none"/>
+        </w:rPr>
+        <w:t xml:space="preserve">    category_id SERIAL PRIMARY KEY,</w:t>
+      </w:r>
+    </w:p>
+    <w:p>
+      <w:pPr>
+        <w:spacing w:line="276" w:lineRule="auto"/>
+        <w:rPr>
+          <w:rFonts w:ascii="Times New Roman" w:eastAsia="Calibri" w:hAnsi="Times New Roman" w:cs="Times New Roman"/>
+          <w:kern w:val="0"/>
+          <w:sz w:val="28"/>
+          <w:szCs w:val="28"/>
+          <w:lang w:val="en-US"/>
+          <w14:ligatures w14:val="none"/>
+        </w:rPr>
+      </w:pPr>
+      <w:r>
+        <w:rPr>
+          <w:rFonts w:ascii="Times New Roman" w:eastAsia="Calibri" w:hAnsi="Times New Roman" w:cs="Times New Roman"/>
+          <w:kern w:val="0"/>
+          <w:sz w:val="28"/>
+          <w:szCs w:val="28"/>
+          <w:lang w:val="en-US"/>
+          <w14:ligatures w14:val="none"/>
+        </w:rPr>
+        <w:t xml:space="preserve">    category_name VARCHAR(50) NOT NULL,</w:t>
+      </w:r>
+    </w:p>
+    <w:p>
+      <w:pPr>
+        <w:spacing w:line="276" w:lineRule="auto"/>
+        <w:rPr>
+          <w:rFonts w:ascii="Times New Roman" w:eastAsia="Calibri" w:hAnsi="Times New Roman" w:cs="Times New Roman"/>
+          <w:kern w:val="0"/>
+          <w:sz w:val="28"/>
+          <w:szCs w:val="28"/>
+          <w:lang w:val="ru-RU"/>
+          <w14:ligatures w14:val="none"/>
+        </w:rPr>
+      </w:pPr>
+      <w:r>
+        <w:rPr>
+          <w:rFonts w:ascii="Times New Roman" w:eastAsia="Calibri" w:hAnsi="Times New Roman" w:cs="Times New Roman"/>
+          <w:kern w:val="0"/>
+          <w:sz w:val="28"/>
+          <w:szCs w:val="28"/>
+          <w:lang w:val="en-US"/>
+          <w14:ligatures w14:val="none"/>
+        </w:rPr>
+        <w:t xml:space="preserve">    </w:t>
+      </w:r>
+      <w:r>
+        <w:rPr>
+          <w:rFonts w:ascii="Times New Roman" w:eastAsia="Calibri" w:hAnsi="Times New Roman" w:cs="Times New Roman"/>
+          <w:kern w:val="0"/>
+          <w:sz w:val="28"/>
+          <w:szCs w:val="28"/>
+          <w:lang w:val="ru-RU"/>
+          <w14:ligatures w14:val="none"/>
+        </w:rPr>
+        <w:t>description TEXT</w:t>
       </w:r>
     </w:p>
     <w:p>
@@ -1366,6 +1200,7 @@
       <w:r>
         <w:rPr>
           <w:rFonts w:ascii="Times New Roman" w:eastAsia="Calibri" w:hAnsi="Times New Roman" w:cs="Times New Roman"/>
+          <w:noProof/>
           <w:kern w:val="0"/>
           <w:sz w:val="28"/>
           <w:szCs w:val="28"/>
@@ -1373,10 +1208,10 @@
           <w14:ligatures w14:val="none"/>
         </w:rPr>
         <w:drawing>
-          <wp:inline distT="0" distB="0" distL="0" distR="0" wp14:anchorId="453141E9" wp14:editId="09A26D2F">
-            <wp:extent cx="5940425" cy="3131820"/>
+          <wp:inline distT="0" distB="0" distL="0" distR="0" wp14:anchorId="75E32CC9" wp14:editId="7CA474F1">
+            <wp:extent cx="5940425" cy="3321685"/>
             <wp:effectExtent l="0" t="0" r="3175" b="0"/>
-            <wp:docPr id="3" name="Рисунок 3"/>
+            <wp:docPr id="2" name="Рисунок 2"/>
             <wp:cNvGraphicFramePr>
               <a:graphicFrameLocks xmlns:a="http://schemas.openxmlformats.org/drawingml/2006/main" noChangeAspect="1"/>
             </wp:cNvGraphicFramePr>
@@ -1396,7 +1231,7 @@
                   <pic:spPr>
                     <a:xfrm>
                       <a:off x="0" y="0"/>
-                      <a:ext cx="5940425" cy="3131820"/>
+                      <a:ext cx="5940425" cy="3321685"/>
                     </a:xfrm>
                     <a:prstGeom prst="rect">
                       <a:avLst/>
@@ -1430,114 +1265,128 @@
           <w:lang w:val="en-US"/>
           <w14:ligatures w14:val="none"/>
         </w:rPr>
-        <w:t>CREATE TABLE employees (</w:t>
-      </w:r>
-    </w:p>
-    <w:p>
-      <w:pPr>
-        <w:spacing w:line="276" w:lineRule="auto"/>
-        <w:rPr>
-          <w:rFonts w:ascii="Times New Roman" w:eastAsia="Calibri" w:hAnsi="Times New Roman" w:cs="Times New Roman"/>
-          <w:kern w:val="0"/>
-          <w:sz w:val="28"/>
-          <w:szCs w:val="28"/>
-          <w:lang w:val="en-US"/>
-          <w14:ligatures w14:val="none"/>
-        </w:rPr>
-      </w:pPr>
-      <w:r>
-        <w:rPr>
-          <w:rFonts w:ascii="Times New Roman" w:eastAsia="Calibri" w:hAnsi="Times New Roman" w:cs="Times New Roman"/>
-          <w:kern w:val="0"/>
-          <w:sz w:val="28"/>
-          <w:szCs w:val="28"/>
-          <w:lang w:val="en-US"/>
-          <w14:ligatures w14:val="none"/>
-        </w:rPr>
-        <w:t xml:space="preserve">    employee_id SERIAL PRIMARY KEY,</w:t>
-      </w:r>
-    </w:p>
-    <w:p>
-      <w:pPr>
-        <w:spacing w:line="276" w:lineRule="auto"/>
-        <w:rPr>
-          <w:rFonts w:ascii="Times New Roman" w:eastAsia="Calibri" w:hAnsi="Times New Roman" w:cs="Times New Roman"/>
-          <w:kern w:val="0"/>
-          <w:sz w:val="28"/>
-          <w:szCs w:val="28"/>
-          <w:lang w:val="en-US"/>
-          <w14:ligatures w14:val="none"/>
-        </w:rPr>
-      </w:pPr>
-      <w:r>
-        <w:rPr>
-          <w:rFonts w:ascii="Times New Roman" w:eastAsia="Calibri" w:hAnsi="Times New Roman" w:cs="Times New Roman"/>
-          <w:kern w:val="0"/>
-          <w:sz w:val="28"/>
-          <w:szCs w:val="28"/>
-          <w:lang w:val="en-US"/>
-          <w14:ligatures w14:val="none"/>
-        </w:rPr>
-        <w:t xml:space="preserve">    first_name VARCHAR(50) NOT NULL,</w:t>
-      </w:r>
-    </w:p>
-    <w:p>
-      <w:pPr>
-        <w:spacing w:line="276" w:lineRule="auto"/>
-        <w:rPr>
-          <w:rFonts w:ascii="Times New Roman" w:eastAsia="Calibri" w:hAnsi="Times New Roman" w:cs="Times New Roman"/>
-          <w:kern w:val="0"/>
-          <w:sz w:val="28"/>
-          <w:szCs w:val="28"/>
-          <w:lang w:val="en-US"/>
-          <w14:ligatures w14:val="none"/>
-        </w:rPr>
-      </w:pPr>
-      <w:r>
-        <w:rPr>
-          <w:rFonts w:ascii="Times New Roman" w:eastAsia="Calibri" w:hAnsi="Times New Roman" w:cs="Times New Roman"/>
-          <w:kern w:val="0"/>
-          <w:sz w:val="28"/>
-          <w:szCs w:val="28"/>
-          <w:lang w:val="en-US"/>
-          <w14:ligatures w14:val="none"/>
-        </w:rPr>
-        <w:t xml:space="preserve">    last_name VARCHAR(50) NOT NULL,</w:t>
-      </w:r>
-    </w:p>
-    <w:p>
-      <w:pPr>
-        <w:spacing w:line="276" w:lineRule="auto"/>
-        <w:rPr>
-          <w:rFonts w:ascii="Times New Roman" w:eastAsia="Calibri" w:hAnsi="Times New Roman" w:cs="Times New Roman"/>
-          <w:kern w:val="0"/>
-          <w:sz w:val="28"/>
-          <w:szCs w:val="28"/>
-          <w:lang w:val="ru-RU"/>
-          <w14:ligatures w14:val="none"/>
-        </w:rPr>
-      </w:pPr>
-      <w:r>
-        <w:rPr>
-          <w:rFonts w:ascii="Times New Roman" w:eastAsia="Calibri" w:hAnsi="Times New Roman" w:cs="Times New Roman"/>
-          <w:kern w:val="0"/>
-          <w:sz w:val="28"/>
-          <w:szCs w:val="28"/>
-          <w:lang w:val="en-US"/>
-          <w14:ligatures w14:val="none"/>
-        </w:rPr>
-        <w:t xml:space="preserve">    </w:t>
-      </w:r>
-      <w:r>
-        <w:rPr>
-          <w:rFonts w:ascii="Times New Roman" w:eastAsia="Calibri" w:hAnsi="Times New Roman" w:cs="Times New Roman"/>
-          <w:kern w:val="0"/>
-          <w:sz w:val="28"/>
-          <w:szCs w:val="28"/>
-          <w:lang w:val="ru-RU"/>
-          <w14:ligatures w14:val="none"/>
-        </w:rPr>
-        <w:t>position VARCHAR(50)</w:t>
+        <w:t>CREATE TABLE products (</w:t>
+      </w:r>
+    </w:p>
+    <w:p>
+      <w:pPr>
+        <w:spacing w:line="276" w:lineRule="auto"/>
+        <w:rPr>
+          <w:rFonts w:ascii="Times New Roman" w:eastAsia="Calibri" w:hAnsi="Times New Roman" w:cs="Times New Roman"/>
+          <w:kern w:val="0"/>
+          <w:sz w:val="28"/>
+          <w:szCs w:val="28"/>
+          <w:lang w:val="en-US"/>
+          <w14:ligatures w14:val="none"/>
+        </w:rPr>
+      </w:pPr>
+      <w:r>
+        <w:rPr>
+          <w:rFonts w:ascii="Times New Roman" w:eastAsia="Calibri" w:hAnsi="Times New Roman" w:cs="Times New Roman"/>
+          <w:kern w:val="0"/>
+          <w:sz w:val="28"/>
+          <w:szCs w:val="28"/>
+          <w:lang w:val="en-US"/>
+          <w14:ligatures w14:val="none"/>
+        </w:rPr>
+        <w:lastRenderedPageBreak/>
+        <w:t xml:space="preserve">    product_id SERIAL PRIMARY KEY,</w:t>
+      </w:r>
+    </w:p>
+    <w:p>
+      <w:pPr>
+        <w:spacing w:line="276" w:lineRule="auto"/>
+        <w:rPr>
+          <w:rFonts w:ascii="Times New Roman" w:eastAsia="Calibri" w:hAnsi="Times New Roman" w:cs="Times New Roman"/>
+          <w:kern w:val="0"/>
+          <w:sz w:val="28"/>
+          <w:szCs w:val="28"/>
+          <w:lang w:val="en-US"/>
+          <w14:ligatures w14:val="none"/>
+        </w:rPr>
+      </w:pPr>
+      <w:r>
+        <w:rPr>
+          <w:rFonts w:ascii="Times New Roman" w:eastAsia="Calibri" w:hAnsi="Times New Roman" w:cs="Times New Roman"/>
+          <w:kern w:val="0"/>
+          <w:sz w:val="28"/>
+          <w:szCs w:val="28"/>
+          <w:lang w:val="en-US"/>
+          <w14:ligatures w14:val="none"/>
+        </w:rPr>
+        <w:t xml:space="preserve">    product_name VARCHAR(100) NOT NULL,</w:t>
+      </w:r>
+    </w:p>
+    <w:p>
+      <w:pPr>
+        <w:spacing w:line="276" w:lineRule="auto"/>
+        <w:rPr>
+          <w:rFonts w:ascii="Times New Roman" w:eastAsia="Calibri" w:hAnsi="Times New Roman" w:cs="Times New Roman"/>
+          <w:kern w:val="0"/>
+          <w:sz w:val="28"/>
+          <w:szCs w:val="28"/>
+          <w:lang w:val="en-US"/>
+          <w14:ligatures w14:val="none"/>
+        </w:rPr>
+      </w:pPr>
+      <w:r>
+        <w:rPr>
+          <w:rFonts w:ascii="Times New Roman" w:eastAsia="Calibri" w:hAnsi="Times New Roman" w:cs="Times New Roman"/>
+          <w:kern w:val="0"/>
+          <w:sz w:val="28"/>
+          <w:szCs w:val="28"/>
+          <w:lang w:val="en-US"/>
+          <w14:ligatures w14:val="none"/>
+        </w:rPr>
+        <w:t xml:space="preserve">    price DECIMAL(10, 2) NOT NULL,</w:t>
+      </w:r>
+    </w:p>
+    <w:p>
+      <w:pPr>
+        <w:spacing w:line="276" w:lineRule="auto"/>
+        <w:rPr>
+          <w:rFonts w:ascii="Times New Roman" w:eastAsia="Calibri" w:hAnsi="Times New Roman" w:cs="Times New Roman"/>
+          <w:kern w:val="0"/>
+          <w:sz w:val="28"/>
+          <w:szCs w:val="28"/>
+          <w:lang w:val="en-US"/>
+          <w14:ligatures w14:val="none"/>
+        </w:rPr>
+      </w:pPr>
+      <w:r>
+        <w:rPr>
+          <w:rFonts w:ascii="Times New Roman" w:eastAsia="Calibri" w:hAnsi="Times New Roman" w:cs="Times New Roman"/>
+          <w:kern w:val="0"/>
+          <w:sz w:val="28"/>
+          <w:szCs w:val="28"/>
+          <w:lang w:val="en-US"/>
+          <w14:ligatures w14:val="none"/>
+        </w:rPr>
+        <w:t xml:space="preserve">    stock_quantity INT DEFAULT 0,</w:t>
+      </w:r>
+    </w:p>
+    <w:p>
+      <w:pPr>
+        <w:spacing w:line="276" w:lineRule="auto"/>
+        <w:rPr>
+          <w:rFonts w:ascii="Times New Roman" w:eastAsia="Calibri" w:hAnsi="Times New Roman" w:cs="Times New Roman"/>
+          <w:kern w:val="0"/>
+          <w:sz w:val="28"/>
+          <w:szCs w:val="28"/>
+          <w:lang w:val="en-US"/>
+          <w14:ligatures w14:val="none"/>
+        </w:rPr>
+      </w:pPr>
+      <w:r>
+        <w:rPr>
+          <w:rFonts w:ascii="Times New Roman" w:eastAsia="Calibri" w:hAnsi="Times New Roman" w:cs="Times New Roman"/>
+          <w:kern w:val="0"/>
+          <w:sz w:val="28"/>
+          <w:szCs w:val="28"/>
+          <w:lang w:val="en-US"/>
+          <w14:ligatures w14:val="none"/>
+        </w:rPr>
+        <w:t xml:space="preserve">    category_id INT REFERENCES categories(category_id) ON DELETE SET NULL</w:t>
       </w:r>
     </w:p>
     <w:p>
@@ -1579,18 +1428,18 @@
       <w:r>
         <w:rPr>
           <w:rFonts w:ascii="Times New Roman" w:eastAsia="Calibri" w:hAnsi="Times New Roman" w:cs="Times New Roman"/>
-          <w:kern w:val="0"/>
-          <w:sz w:val="28"/>
-          <w:szCs w:val="28"/>
-          <w:lang w:val="ru-RU"/>
-          <w14:ligatures w14:val="none"/>
-        </w:rPr>
-        <w:lastRenderedPageBreak/>
+          <w:noProof/>
+          <w:kern w:val="0"/>
+          <w:sz w:val="28"/>
+          <w:szCs w:val="28"/>
+          <w:lang w:val="ru-RU"/>
+          <w14:ligatures w14:val="none"/>
+        </w:rPr>
         <w:drawing>
-          <wp:inline distT="0" distB="0" distL="0" distR="0" wp14:anchorId="2D601614" wp14:editId="11A5F20B">
-            <wp:extent cx="5940425" cy="4030345"/>
-            <wp:effectExtent l="0" t="0" r="3175" b="8255"/>
-            <wp:docPr id="4" name="Рисунок 4"/>
+          <wp:inline distT="0" distB="0" distL="0" distR="0" wp14:anchorId="453141E9" wp14:editId="09A26D2F">
+            <wp:extent cx="5940425" cy="3131820"/>
+            <wp:effectExtent l="0" t="0" r="3175" b="0"/>
+            <wp:docPr id="3" name="Рисунок 3"/>
             <wp:cNvGraphicFramePr>
               <a:graphicFrameLocks xmlns:a="http://schemas.openxmlformats.org/drawingml/2006/main" noChangeAspect="1"/>
             </wp:cNvGraphicFramePr>
@@ -1610,7 +1459,7 @@
                   <pic:spPr>
                     <a:xfrm>
                       <a:off x="0" y="0"/>
-                      <a:ext cx="5940425" cy="4030345"/>
+                      <a:ext cx="5940425" cy="3131820"/>
                     </a:xfrm>
                     <a:prstGeom prst="rect">
                       <a:avLst/>
@@ -1644,79 +1493,79 @@
           <w:lang w:val="en-US"/>
           <w14:ligatures w14:val="none"/>
         </w:rPr>
-        <w:t>CREATE TABLE orders (</w:t>
-      </w:r>
-    </w:p>
-    <w:p>
-      <w:pPr>
-        <w:spacing w:line="276" w:lineRule="auto"/>
-        <w:rPr>
-          <w:rFonts w:ascii="Times New Roman" w:eastAsia="Calibri" w:hAnsi="Times New Roman" w:cs="Times New Roman"/>
-          <w:kern w:val="0"/>
-          <w:sz w:val="28"/>
-          <w:szCs w:val="28"/>
-          <w:lang w:val="en-US"/>
-          <w14:ligatures w14:val="none"/>
-        </w:rPr>
-      </w:pPr>
-      <w:r>
-        <w:rPr>
-          <w:rFonts w:ascii="Times New Roman" w:eastAsia="Calibri" w:hAnsi="Times New Roman" w:cs="Times New Roman"/>
-          <w:kern w:val="0"/>
-          <w:sz w:val="28"/>
-          <w:szCs w:val="28"/>
-          <w:lang w:val="en-US"/>
-          <w14:ligatures w14:val="none"/>
-        </w:rPr>
-        <w:t xml:space="preserve">    order_id SERIAL PRIMARY KEY,</w:t>
-      </w:r>
-    </w:p>
-    <w:p>
-      <w:pPr>
-        <w:spacing w:line="276" w:lineRule="auto"/>
-        <w:rPr>
-          <w:rFonts w:ascii="Times New Roman" w:eastAsia="Calibri" w:hAnsi="Times New Roman" w:cs="Times New Roman"/>
-          <w:kern w:val="0"/>
-          <w:sz w:val="28"/>
-          <w:szCs w:val="28"/>
-          <w:lang w:val="en-US"/>
-          <w14:ligatures w14:val="none"/>
-        </w:rPr>
-      </w:pPr>
-      <w:r>
-        <w:rPr>
-          <w:rFonts w:ascii="Times New Roman" w:eastAsia="Calibri" w:hAnsi="Times New Roman" w:cs="Times New Roman"/>
-          <w:kern w:val="0"/>
-          <w:sz w:val="28"/>
-          <w:szCs w:val="28"/>
-          <w:lang w:val="en-US"/>
-          <w14:ligatures w14:val="none"/>
-        </w:rPr>
-        <w:t xml:space="preserve">    customer_id INT NOT NULL REFERENCES customers(customer_id) ON DELETE CASCADE,</w:t>
-      </w:r>
-    </w:p>
-    <w:p>
-      <w:pPr>
-        <w:spacing w:line="276" w:lineRule="auto"/>
-        <w:rPr>
-          <w:rFonts w:ascii="Times New Roman" w:eastAsia="Calibri" w:hAnsi="Times New Roman" w:cs="Times New Roman"/>
-          <w:kern w:val="0"/>
-          <w:sz w:val="28"/>
-          <w:szCs w:val="28"/>
-          <w:lang w:val="en-US"/>
-          <w14:ligatures w14:val="none"/>
-        </w:rPr>
-      </w:pPr>
-      <w:r>
-        <w:rPr>
-          <w:rFonts w:ascii="Times New Roman" w:eastAsia="Calibri" w:hAnsi="Times New Roman" w:cs="Times New Roman"/>
-          <w:kern w:val="0"/>
-          <w:sz w:val="28"/>
-          <w:szCs w:val="28"/>
-          <w:lang w:val="en-US"/>
-          <w14:ligatures w14:val="none"/>
-        </w:rPr>
-        <w:t xml:space="preserve">    order_date TIMESTAMP DEFAULT CURRENT_TIMESTAMP,</w:t>
+        <w:t>CREATE TABLE employees (</w:t>
+      </w:r>
+    </w:p>
+    <w:p>
+      <w:pPr>
+        <w:spacing w:line="276" w:lineRule="auto"/>
+        <w:rPr>
+          <w:rFonts w:ascii="Times New Roman" w:eastAsia="Calibri" w:hAnsi="Times New Roman" w:cs="Times New Roman"/>
+          <w:kern w:val="0"/>
+          <w:sz w:val="28"/>
+          <w:szCs w:val="28"/>
+          <w:lang w:val="en-US"/>
+          <w14:ligatures w14:val="none"/>
+        </w:rPr>
+      </w:pPr>
+      <w:r>
+        <w:rPr>
+          <w:rFonts w:ascii="Times New Roman" w:eastAsia="Calibri" w:hAnsi="Times New Roman" w:cs="Times New Roman"/>
+          <w:kern w:val="0"/>
+          <w:sz w:val="28"/>
+          <w:szCs w:val="28"/>
+          <w:lang w:val="en-US"/>
+          <w14:ligatures w14:val="none"/>
+        </w:rPr>
+        <w:t xml:space="preserve">    employee_id SERIAL PRIMARY KEY,</w:t>
+      </w:r>
+    </w:p>
+    <w:p>
+      <w:pPr>
+        <w:spacing w:line="276" w:lineRule="auto"/>
+        <w:rPr>
+          <w:rFonts w:ascii="Times New Roman" w:eastAsia="Calibri" w:hAnsi="Times New Roman" w:cs="Times New Roman"/>
+          <w:kern w:val="0"/>
+          <w:sz w:val="28"/>
+          <w:szCs w:val="28"/>
+          <w:lang w:val="en-US"/>
+          <w14:ligatures w14:val="none"/>
+        </w:rPr>
+      </w:pPr>
+      <w:r>
+        <w:rPr>
+          <w:rFonts w:ascii="Times New Roman" w:eastAsia="Calibri" w:hAnsi="Times New Roman" w:cs="Times New Roman"/>
+          <w:kern w:val="0"/>
+          <w:sz w:val="28"/>
+          <w:szCs w:val="28"/>
+          <w:lang w:val="en-US"/>
+          <w14:ligatures w14:val="none"/>
+        </w:rPr>
+        <w:t xml:space="preserve">    first_name VARCHAR(50) NOT NULL,</w:t>
+      </w:r>
+    </w:p>
+    <w:p>
+      <w:pPr>
+        <w:spacing w:line="276" w:lineRule="auto"/>
+        <w:rPr>
+          <w:rFonts w:ascii="Times New Roman" w:eastAsia="Calibri" w:hAnsi="Times New Roman" w:cs="Times New Roman"/>
+          <w:kern w:val="0"/>
+          <w:sz w:val="28"/>
+          <w:szCs w:val="28"/>
+          <w:lang w:val="en-US"/>
+          <w14:ligatures w14:val="none"/>
+        </w:rPr>
+      </w:pPr>
+      <w:r>
+        <w:rPr>
+          <w:rFonts w:ascii="Times New Roman" w:eastAsia="Calibri" w:hAnsi="Times New Roman" w:cs="Times New Roman"/>
+          <w:kern w:val="0"/>
+          <w:sz w:val="28"/>
+          <w:szCs w:val="28"/>
+          <w:lang w:val="en-US"/>
+          <w14:ligatures w14:val="none"/>
+        </w:rPr>
+        <w:t xml:space="preserve">    last_name VARCHAR(50) NOT NULL,</w:t>
       </w:r>
     </w:p>
     <w:p>
@@ -1751,7 +1600,7 @@
           <w:lang w:val="ru-RU"/>
           <w14:ligatures w14:val="none"/>
         </w:rPr>
-        <w:t>status VARCHAR(20) DEFAULT 'New'</w:t>
+        <w:t>position VARCHAR(50)</w:t>
       </w:r>
     </w:p>
     <w:p>
@@ -1793,6 +1642,7 @@
       <w:r>
         <w:rPr>
           <w:rFonts w:ascii="Times New Roman" w:eastAsia="Calibri" w:hAnsi="Times New Roman" w:cs="Times New Roman"/>
+          <w:noProof/>
           <w:kern w:val="0"/>
           <w:sz w:val="28"/>
           <w:szCs w:val="28"/>
@@ -1801,10 +1651,10 @@
         </w:rPr>
         <w:lastRenderedPageBreak/>
         <w:drawing>
-          <wp:inline distT="0" distB="0" distL="0" distR="0" wp14:anchorId="5ACD446D" wp14:editId="0011513C">
-            <wp:extent cx="5940425" cy="3886200"/>
-            <wp:effectExtent l="0" t="0" r="3175" b="0"/>
-            <wp:docPr id="5" name="Рисунок 5"/>
+          <wp:inline distT="0" distB="0" distL="0" distR="0" wp14:anchorId="2D601614" wp14:editId="11A5F20B">
+            <wp:extent cx="5940425" cy="4030345"/>
+            <wp:effectExtent l="0" t="0" r="3175" b="8255"/>
+            <wp:docPr id="4" name="Рисунок 4"/>
             <wp:cNvGraphicFramePr>
               <a:graphicFrameLocks xmlns:a="http://schemas.openxmlformats.org/drawingml/2006/main" noChangeAspect="1"/>
             </wp:cNvGraphicFramePr>
@@ -1824,7 +1674,7 @@
                   <pic:spPr>
                     <a:xfrm>
                       <a:off x="0" y="0"/>
-                      <a:ext cx="5940425" cy="3886200"/>
+                      <a:ext cx="5940425" cy="4030345"/>
                     </a:xfrm>
                     <a:prstGeom prst="rect">
                       <a:avLst/>
@@ -1858,127 +1708,114 @@
           <w:lang w:val="en-US"/>
           <w14:ligatures w14:val="none"/>
         </w:rPr>
-        <w:t>CREATE TABLE order_items (</w:t>
-      </w:r>
-    </w:p>
-    <w:p>
-      <w:pPr>
-        <w:spacing w:line="276" w:lineRule="auto"/>
-        <w:rPr>
-          <w:rFonts w:ascii="Times New Roman" w:eastAsia="Calibri" w:hAnsi="Times New Roman" w:cs="Times New Roman"/>
-          <w:kern w:val="0"/>
-          <w:sz w:val="28"/>
-          <w:szCs w:val="28"/>
-          <w:lang w:val="en-US"/>
-          <w14:ligatures w14:val="none"/>
-        </w:rPr>
-      </w:pPr>
-      <w:r>
-        <w:rPr>
-          <w:rFonts w:ascii="Times New Roman" w:eastAsia="Calibri" w:hAnsi="Times New Roman" w:cs="Times New Roman"/>
-          <w:kern w:val="0"/>
-          <w:sz w:val="28"/>
-          <w:szCs w:val="28"/>
-          <w:lang w:val="en-US"/>
-          <w14:ligatures w14:val="none"/>
-        </w:rPr>
-        <w:t xml:space="preserve">    order_id INT REFERENCES orders(order_id) ON DELETE CASCADE,</w:t>
-      </w:r>
-    </w:p>
-    <w:p>
-      <w:pPr>
-        <w:spacing w:line="276" w:lineRule="auto"/>
-        <w:rPr>
-          <w:rFonts w:ascii="Times New Roman" w:eastAsia="Calibri" w:hAnsi="Times New Roman" w:cs="Times New Roman"/>
-          <w:kern w:val="0"/>
-          <w:sz w:val="28"/>
-          <w:szCs w:val="28"/>
-          <w:lang w:val="en-US"/>
-          <w14:ligatures w14:val="none"/>
-        </w:rPr>
-      </w:pPr>
-      <w:r>
-        <w:rPr>
-          <w:rFonts w:ascii="Times New Roman" w:eastAsia="Calibri" w:hAnsi="Times New Roman" w:cs="Times New Roman"/>
-          <w:kern w:val="0"/>
-          <w:sz w:val="28"/>
-          <w:szCs w:val="28"/>
-          <w:lang w:val="en-US"/>
-          <w14:ligatures w14:val="none"/>
-        </w:rPr>
-        <w:t xml:space="preserve">    product_id INT REFERENCES products(product_id) ON DELETE RESTRICT,</w:t>
-      </w:r>
-    </w:p>
-    <w:p>
-      <w:pPr>
-        <w:spacing w:line="276" w:lineRule="auto"/>
-        <w:rPr>
-          <w:rFonts w:ascii="Times New Roman" w:eastAsia="Calibri" w:hAnsi="Times New Roman" w:cs="Times New Roman"/>
-          <w:kern w:val="0"/>
-          <w:sz w:val="28"/>
-          <w:szCs w:val="28"/>
-          <w:lang w:val="en-US"/>
-          <w14:ligatures w14:val="none"/>
-        </w:rPr>
-      </w:pPr>
-      <w:r>
-        <w:rPr>
-          <w:rFonts w:ascii="Times New Roman" w:eastAsia="Calibri" w:hAnsi="Times New Roman" w:cs="Times New Roman"/>
-          <w:kern w:val="0"/>
-          <w:sz w:val="28"/>
-          <w:szCs w:val="28"/>
-          <w:lang w:val="en-US"/>
-          <w14:ligatures w14:val="none"/>
-        </w:rPr>
-        <w:t xml:space="preserve">    quantity INT NOT NULL CHECK (quantity &gt; 0),</w:t>
-      </w:r>
-    </w:p>
-    <w:p>
-      <w:pPr>
-        <w:spacing w:line="276" w:lineRule="auto"/>
-        <w:rPr>
-          <w:rFonts w:ascii="Times New Roman" w:eastAsia="Calibri" w:hAnsi="Times New Roman" w:cs="Times New Roman"/>
-          <w:kern w:val="0"/>
-          <w:sz w:val="28"/>
-          <w:szCs w:val="28"/>
-          <w:lang w:val="en-US"/>
-          <w14:ligatures w14:val="none"/>
-        </w:rPr>
-      </w:pPr>
-      <w:r>
-        <w:rPr>
-          <w:rFonts w:ascii="Times New Roman" w:eastAsia="Calibri" w:hAnsi="Times New Roman" w:cs="Times New Roman"/>
-          <w:kern w:val="0"/>
-          <w:sz w:val="28"/>
-          <w:szCs w:val="28"/>
-          <w:lang w:val="en-US"/>
-          <w14:ligatures w14:val="none"/>
-        </w:rPr>
-        <w:t xml:space="preserve">    unit_price DECIMAL(10, 2) NOT NULL,</w:t>
-      </w:r>
-    </w:p>
-    <w:p>
-      <w:pPr>
-        <w:spacing w:line="276" w:lineRule="auto"/>
-        <w:rPr>
-          <w:rFonts w:ascii="Times New Roman" w:eastAsia="Calibri" w:hAnsi="Times New Roman" w:cs="Times New Roman"/>
-          <w:kern w:val="0"/>
-          <w:sz w:val="28"/>
-          <w:szCs w:val="28"/>
-          <w:lang w:val="en-US"/>
-          <w14:ligatures w14:val="none"/>
-        </w:rPr>
-      </w:pPr>
-      <w:r>
-        <w:rPr>
-          <w:rFonts w:ascii="Times New Roman" w:eastAsia="Calibri" w:hAnsi="Times New Roman" w:cs="Times New Roman"/>
-          <w:kern w:val="0"/>
-          <w:sz w:val="28"/>
-          <w:szCs w:val="28"/>
-          <w:lang w:val="en-US"/>
-          <w14:ligatures w14:val="none"/>
-        </w:rPr>
-        <w:t xml:space="preserve">    PRIMARY KEY (order_id, product_id)</w:t>
+        <w:t>CREATE TABLE orders (</w:t>
+      </w:r>
+    </w:p>
+    <w:p>
+      <w:pPr>
+        <w:spacing w:line="276" w:lineRule="auto"/>
+        <w:rPr>
+          <w:rFonts w:ascii="Times New Roman" w:eastAsia="Calibri" w:hAnsi="Times New Roman" w:cs="Times New Roman"/>
+          <w:kern w:val="0"/>
+          <w:sz w:val="28"/>
+          <w:szCs w:val="28"/>
+          <w:lang w:val="en-US"/>
+          <w14:ligatures w14:val="none"/>
+        </w:rPr>
+      </w:pPr>
+      <w:r>
+        <w:rPr>
+          <w:rFonts w:ascii="Times New Roman" w:eastAsia="Calibri" w:hAnsi="Times New Roman" w:cs="Times New Roman"/>
+          <w:kern w:val="0"/>
+          <w:sz w:val="28"/>
+          <w:szCs w:val="28"/>
+          <w:lang w:val="en-US"/>
+          <w14:ligatures w14:val="none"/>
+        </w:rPr>
+        <w:t xml:space="preserve">    order_id SERIAL PRIMARY KEY,</w:t>
+      </w:r>
+    </w:p>
+    <w:p>
+      <w:pPr>
+        <w:spacing w:line="276" w:lineRule="auto"/>
+        <w:rPr>
+          <w:rFonts w:ascii="Times New Roman" w:eastAsia="Calibri" w:hAnsi="Times New Roman" w:cs="Times New Roman"/>
+          <w:kern w:val="0"/>
+          <w:sz w:val="28"/>
+          <w:szCs w:val="28"/>
+          <w:lang w:val="en-US"/>
+          <w14:ligatures w14:val="none"/>
+        </w:rPr>
+      </w:pPr>
+      <w:r>
+        <w:rPr>
+          <w:rFonts w:ascii="Times New Roman" w:eastAsia="Calibri" w:hAnsi="Times New Roman" w:cs="Times New Roman"/>
+          <w:kern w:val="0"/>
+          <w:sz w:val="28"/>
+          <w:szCs w:val="28"/>
+          <w:lang w:val="en-US"/>
+          <w14:ligatures w14:val="none"/>
+        </w:rPr>
+        <w:t xml:space="preserve">    customer_id INT NOT NULL REFERENCES customers(customer_id) ON DELETE CASCADE,</w:t>
+      </w:r>
+    </w:p>
+    <w:p>
+      <w:pPr>
+        <w:spacing w:line="276" w:lineRule="auto"/>
+        <w:rPr>
+          <w:rFonts w:ascii="Times New Roman" w:eastAsia="Calibri" w:hAnsi="Times New Roman" w:cs="Times New Roman"/>
+          <w:kern w:val="0"/>
+          <w:sz w:val="28"/>
+          <w:szCs w:val="28"/>
+          <w:lang w:val="en-US"/>
+          <w14:ligatures w14:val="none"/>
+        </w:rPr>
+      </w:pPr>
+      <w:r>
+        <w:rPr>
+          <w:rFonts w:ascii="Times New Roman" w:eastAsia="Calibri" w:hAnsi="Times New Roman" w:cs="Times New Roman"/>
+          <w:kern w:val="0"/>
+          <w:sz w:val="28"/>
+          <w:szCs w:val="28"/>
+          <w:lang w:val="en-US"/>
+          <w14:ligatures w14:val="none"/>
+        </w:rPr>
+        <w:t xml:space="preserve">    order_date TIMESTAMP DEFAULT CURRENT_TIMESTAMP,</w:t>
+      </w:r>
+    </w:p>
+    <w:p>
+      <w:pPr>
+        <w:spacing w:line="276" w:lineRule="auto"/>
+        <w:rPr>
+          <w:rFonts w:ascii="Times New Roman" w:eastAsia="Calibri" w:hAnsi="Times New Roman" w:cs="Times New Roman"/>
+          <w:kern w:val="0"/>
+          <w:sz w:val="28"/>
+          <w:szCs w:val="28"/>
+          <w:lang w:val="ru-RU"/>
+          <w14:ligatures w14:val="none"/>
+        </w:rPr>
+      </w:pPr>
+      <w:r>
+        <w:rPr>
+          <w:rFonts w:ascii="Times New Roman" w:eastAsia="Calibri" w:hAnsi="Times New Roman" w:cs="Times New Roman"/>
+          <w:kern w:val="0"/>
+          <w:sz w:val="28"/>
+          <w:szCs w:val="28"/>
+          <w:lang w:val="en-US"/>
+          <w14:ligatures w14:val="none"/>
+        </w:rPr>
+        <w:t xml:space="preserve">    </w:t>
+      </w:r>
+      <w:r>
+        <w:rPr>
+          <w:rFonts w:ascii="Times New Roman" w:eastAsia="Calibri" w:hAnsi="Times New Roman" w:cs="Times New Roman"/>
+          <w:kern w:val="0"/>
+          <w:sz w:val="28"/>
+          <w:szCs w:val="28"/>
+          <w:lang w:val="ru-RU"/>
+          <w14:ligatures w14:val="none"/>
+        </w:rPr>
+        <w:t>status VARCHAR(20) DEFAULT 'New'</w:t>
       </w:r>
     </w:p>
     <w:p>
@@ -2020,6 +1857,7 @@
       <w:r>
         <w:rPr>
           <w:rFonts w:ascii="Times New Roman" w:eastAsia="Calibri" w:hAnsi="Times New Roman" w:cs="Times New Roman"/>
+          <w:noProof/>
           <w:kern w:val="0"/>
           <w:sz w:val="28"/>
           <w:szCs w:val="28"/>
@@ -2028,10 +1866,10 @@
         </w:rPr>
         <w:lastRenderedPageBreak/>
         <w:drawing>
-          <wp:inline distT="0" distB="0" distL="0" distR="0" wp14:anchorId="0CABF92F" wp14:editId="43970EBD">
-            <wp:extent cx="5940425" cy="3401695"/>
-            <wp:effectExtent l="0" t="0" r="3175" b="8255"/>
-            <wp:docPr id="6" name="Рисунок 6"/>
+          <wp:inline distT="0" distB="0" distL="0" distR="0" wp14:anchorId="5ACD446D" wp14:editId="0011513C">
+            <wp:extent cx="5940425" cy="3886200"/>
+            <wp:effectExtent l="0" t="0" r="3175" b="0"/>
+            <wp:docPr id="5" name="Рисунок 5"/>
             <wp:cNvGraphicFramePr>
               <a:graphicFrameLocks xmlns:a="http://schemas.openxmlformats.org/drawingml/2006/main" noChangeAspect="1"/>
             </wp:cNvGraphicFramePr>
@@ -2051,7 +1889,7 @@
                   <pic:spPr>
                     <a:xfrm>
                       <a:off x="0" y="0"/>
-                      <a:ext cx="5940425" cy="3401695"/>
+                      <a:ext cx="5940425" cy="3886200"/>
                     </a:xfrm>
                     <a:prstGeom prst="rect">
                       <a:avLst/>
@@ -2085,127 +1923,127 @@
           <w:lang w:val="en-US"/>
           <w14:ligatures w14:val="none"/>
         </w:rPr>
-        <w:t>CREATE TABLE order_deliveries (</w:t>
-      </w:r>
-    </w:p>
-    <w:p>
-      <w:pPr>
-        <w:spacing w:line="276" w:lineRule="auto"/>
-        <w:rPr>
-          <w:rFonts w:ascii="Times New Roman" w:eastAsia="Calibri" w:hAnsi="Times New Roman" w:cs="Times New Roman"/>
-          <w:kern w:val="0"/>
-          <w:sz w:val="28"/>
-          <w:szCs w:val="28"/>
-          <w:lang w:val="en-US"/>
-          <w14:ligatures w14:val="none"/>
-        </w:rPr>
-      </w:pPr>
-      <w:r>
-        <w:rPr>
-          <w:rFonts w:ascii="Times New Roman" w:eastAsia="Calibri" w:hAnsi="Times New Roman" w:cs="Times New Roman"/>
-          <w:kern w:val="0"/>
-          <w:sz w:val="28"/>
-          <w:szCs w:val="28"/>
-          <w:lang w:val="en-US"/>
-          <w14:ligatures w14:val="none"/>
-        </w:rPr>
-        <w:t xml:space="preserve">    delivery_id SERIAL PRIMARY KEY,</w:t>
-      </w:r>
-    </w:p>
-    <w:p>
-      <w:pPr>
-        <w:spacing w:line="276" w:lineRule="auto"/>
-        <w:rPr>
-          <w:rFonts w:ascii="Times New Roman" w:eastAsia="Calibri" w:hAnsi="Times New Roman" w:cs="Times New Roman"/>
-          <w:kern w:val="0"/>
-          <w:sz w:val="28"/>
-          <w:szCs w:val="28"/>
-          <w:lang w:val="en-US"/>
-          <w14:ligatures w14:val="none"/>
-        </w:rPr>
-      </w:pPr>
-      <w:r>
-        <w:rPr>
-          <w:rFonts w:ascii="Times New Roman" w:eastAsia="Calibri" w:hAnsi="Times New Roman" w:cs="Times New Roman"/>
-          <w:kern w:val="0"/>
-          <w:sz w:val="28"/>
-          <w:szCs w:val="28"/>
-          <w:lang w:val="en-US"/>
-          <w14:ligatures w14:val="none"/>
-        </w:rPr>
-        <w:t xml:space="preserve">    order_id INT UNIQUE REFERENCES orders(order_id) ON DELETE CASCADE,</w:t>
-      </w:r>
-    </w:p>
-    <w:p>
-      <w:pPr>
-        <w:spacing w:line="276" w:lineRule="auto"/>
-        <w:rPr>
-          <w:rFonts w:ascii="Times New Roman" w:eastAsia="Calibri" w:hAnsi="Times New Roman" w:cs="Times New Roman"/>
-          <w:kern w:val="0"/>
-          <w:sz w:val="28"/>
-          <w:szCs w:val="28"/>
-          <w:lang w:val="en-US"/>
-          <w14:ligatures w14:val="none"/>
-        </w:rPr>
-      </w:pPr>
-      <w:r>
-        <w:rPr>
-          <w:rFonts w:ascii="Times New Roman" w:eastAsia="Calibri" w:hAnsi="Times New Roman" w:cs="Times New Roman"/>
-          <w:kern w:val="0"/>
-          <w:sz w:val="28"/>
-          <w:szCs w:val="28"/>
-          <w:lang w:val="en-US"/>
-          <w14:ligatures w14:val="none"/>
-        </w:rPr>
-        <w:t xml:space="preserve">    courier_id INT REFERENCES employees(employee_id),</w:t>
-      </w:r>
-    </w:p>
-    <w:p>
-      <w:pPr>
-        <w:spacing w:line="276" w:lineRule="auto"/>
-        <w:rPr>
-          <w:rFonts w:ascii="Times New Roman" w:eastAsia="Calibri" w:hAnsi="Times New Roman" w:cs="Times New Roman"/>
-          <w:kern w:val="0"/>
-          <w:sz w:val="28"/>
-          <w:szCs w:val="28"/>
-          <w:lang w:val="en-US"/>
-          <w14:ligatures w14:val="none"/>
-        </w:rPr>
-      </w:pPr>
-      <w:r>
-        <w:rPr>
-          <w:rFonts w:ascii="Times New Roman" w:eastAsia="Calibri" w:hAnsi="Times New Roman" w:cs="Times New Roman"/>
-          <w:kern w:val="0"/>
-          <w:sz w:val="28"/>
-          <w:szCs w:val="28"/>
-          <w:lang w:val="en-US"/>
-          <w14:ligatures w14:val="none"/>
-        </w:rPr>
-        <w:t xml:space="preserve">    address VARCHAR(200) NOT NULL,</w:t>
-      </w:r>
-    </w:p>
-    <w:p>
-      <w:pPr>
-        <w:spacing w:line="276" w:lineRule="auto"/>
-        <w:rPr>
-          <w:rFonts w:ascii="Times New Roman" w:eastAsia="Calibri" w:hAnsi="Times New Roman" w:cs="Times New Roman"/>
-          <w:kern w:val="0"/>
-          <w:sz w:val="28"/>
-          <w:szCs w:val="28"/>
-          <w:lang w:val="en-US"/>
-          <w14:ligatures w14:val="none"/>
-        </w:rPr>
-      </w:pPr>
-      <w:r>
-        <w:rPr>
-          <w:rFonts w:ascii="Times New Roman" w:eastAsia="Calibri" w:hAnsi="Times New Roman" w:cs="Times New Roman"/>
-          <w:kern w:val="0"/>
-          <w:sz w:val="28"/>
-          <w:szCs w:val="28"/>
-          <w:lang w:val="en-US"/>
-          <w14:ligatures w14:val="none"/>
-        </w:rPr>
-        <w:t xml:space="preserve">    delivery_status VARCHAR(30) DEFAULT 'Processing'</w:t>
+        <w:t>CREATE TABLE order_items (</w:t>
+      </w:r>
+    </w:p>
+    <w:p>
+      <w:pPr>
+        <w:spacing w:line="276" w:lineRule="auto"/>
+        <w:rPr>
+          <w:rFonts w:ascii="Times New Roman" w:eastAsia="Calibri" w:hAnsi="Times New Roman" w:cs="Times New Roman"/>
+          <w:kern w:val="0"/>
+          <w:sz w:val="28"/>
+          <w:szCs w:val="28"/>
+          <w:lang w:val="en-US"/>
+          <w14:ligatures w14:val="none"/>
+        </w:rPr>
+      </w:pPr>
+      <w:r>
+        <w:rPr>
+          <w:rFonts w:ascii="Times New Roman" w:eastAsia="Calibri" w:hAnsi="Times New Roman" w:cs="Times New Roman"/>
+          <w:kern w:val="0"/>
+          <w:sz w:val="28"/>
+          <w:szCs w:val="28"/>
+          <w:lang w:val="en-US"/>
+          <w14:ligatures w14:val="none"/>
+        </w:rPr>
+        <w:t xml:space="preserve">    order_id INT REFERENCES orders(order_id) ON DELETE CASCADE,</w:t>
+      </w:r>
+    </w:p>
+    <w:p>
+      <w:pPr>
+        <w:spacing w:line="276" w:lineRule="auto"/>
+        <w:rPr>
+          <w:rFonts w:ascii="Times New Roman" w:eastAsia="Calibri" w:hAnsi="Times New Roman" w:cs="Times New Roman"/>
+          <w:kern w:val="0"/>
+          <w:sz w:val="28"/>
+          <w:szCs w:val="28"/>
+          <w:lang w:val="en-US"/>
+          <w14:ligatures w14:val="none"/>
+        </w:rPr>
+      </w:pPr>
+      <w:r>
+        <w:rPr>
+          <w:rFonts w:ascii="Times New Roman" w:eastAsia="Calibri" w:hAnsi="Times New Roman" w:cs="Times New Roman"/>
+          <w:kern w:val="0"/>
+          <w:sz w:val="28"/>
+          <w:szCs w:val="28"/>
+          <w:lang w:val="en-US"/>
+          <w14:ligatures w14:val="none"/>
+        </w:rPr>
+        <w:t xml:space="preserve">    product_id INT REFERENCES products(product_id) ON DELETE RESTRICT,</w:t>
+      </w:r>
+    </w:p>
+    <w:p>
+      <w:pPr>
+        <w:spacing w:line="276" w:lineRule="auto"/>
+        <w:rPr>
+          <w:rFonts w:ascii="Times New Roman" w:eastAsia="Calibri" w:hAnsi="Times New Roman" w:cs="Times New Roman"/>
+          <w:kern w:val="0"/>
+          <w:sz w:val="28"/>
+          <w:szCs w:val="28"/>
+          <w:lang w:val="en-US"/>
+          <w14:ligatures w14:val="none"/>
+        </w:rPr>
+      </w:pPr>
+      <w:r>
+        <w:rPr>
+          <w:rFonts w:ascii="Times New Roman" w:eastAsia="Calibri" w:hAnsi="Times New Roman" w:cs="Times New Roman"/>
+          <w:kern w:val="0"/>
+          <w:sz w:val="28"/>
+          <w:szCs w:val="28"/>
+          <w:lang w:val="en-US"/>
+          <w14:ligatures w14:val="none"/>
+        </w:rPr>
+        <w:t xml:space="preserve">    quantity INT NOT NULL CHECK (quantity &gt; 0),</w:t>
+      </w:r>
+    </w:p>
+    <w:p>
+      <w:pPr>
+        <w:spacing w:line="276" w:lineRule="auto"/>
+        <w:rPr>
+          <w:rFonts w:ascii="Times New Roman" w:eastAsia="Calibri" w:hAnsi="Times New Roman" w:cs="Times New Roman"/>
+          <w:kern w:val="0"/>
+          <w:sz w:val="28"/>
+          <w:szCs w:val="28"/>
+          <w:lang w:val="en-US"/>
+          <w14:ligatures w14:val="none"/>
+        </w:rPr>
+      </w:pPr>
+      <w:r>
+        <w:rPr>
+          <w:rFonts w:ascii="Times New Roman" w:eastAsia="Calibri" w:hAnsi="Times New Roman" w:cs="Times New Roman"/>
+          <w:kern w:val="0"/>
+          <w:sz w:val="28"/>
+          <w:szCs w:val="28"/>
+          <w:lang w:val="en-US"/>
+          <w14:ligatures w14:val="none"/>
+        </w:rPr>
+        <w:t xml:space="preserve">    unit_price DECIMAL(10, 2) NOT NULL,</w:t>
+      </w:r>
+    </w:p>
+    <w:p>
+      <w:pPr>
+        <w:spacing w:line="276" w:lineRule="auto"/>
+        <w:rPr>
+          <w:rFonts w:ascii="Times New Roman" w:eastAsia="Calibri" w:hAnsi="Times New Roman" w:cs="Times New Roman"/>
+          <w:kern w:val="0"/>
+          <w:sz w:val="28"/>
+          <w:szCs w:val="28"/>
+          <w:lang w:val="en-US"/>
+          <w14:ligatures w14:val="none"/>
+        </w:rPr>
+      </w:pPr>
+      <w:r>
+        <w:rPr>
+          <w:rFonts w:ascii="Times New Roman" w:eastAsia="Calibri" w:hAnsi="Times New Roman" w:cs="Times New Roman"/>
+          <w:kern w:val="0"/>
+          <w:sz w:val="28"/>
+          <w:szCs w:val="28"/>
+          <w:lang w:val="en-US"/>
+          <w14:ligatures w14:val="none"/>
+        </w:rPr>
+        <w:t xml:space="preserve">    PRIMARY KEY (order_id, product_id)</w:t>
       </w:r>
     </w:p>
     <w:p>
@@ -2247,17 +2085,19 @@
       <w:r>
         <w:rPr>
           <w:rFonts w:ascii="Times New Roman" w:eastAsia="Calibri" w:hAnsi="Times New Roman" w:cs="Times New Roman"/>
-          <w:kern w:val="0"/>
-          <w:sz w:val="28"/>
-          <w:szCs w:val="28"/>
-          <w:lang w:val="ru-RU"/>
-          <w14:ligatures w14:val="none"/>
-        </w:rPr>
+          <w:noProof/>
+          <w:kern w:val="0"/>
+          <w:sz w:val="28"/>
+          <w:szCs w:val="28"/>
+          <w:lang w:val="ru-RU"/>
+          <w14:ligatures w14:val="none"/>
+        </w:rPr>
+        <w:lastRenderedPageBreak/>
         <w:drawing>
-          <wp:inline distT="0" distB="0" distL="0" distR="0" wp14:anchorId="09F7FF56" wp14:editId="5519D10B">
-            <wp:extent cx="5940425" cy="3062605"/>
-            <wp:effectExtent l="0" t="0" r="3175" b="4445"/>
-            <wp:docPr id="7" name="Рисунок 7"/>
+          <wp:inline distT="0" distB="0" distL="0" distR="0" wp14:anchorId="0CABF92F" wp14:editId="43970EBD">
+            <wp:extent cx="5940425" cy="3401695"/>
+            <wp:effectExtent l="0" t="0" r="3175" b="8255"/>
+            <wp:docPr id="6" name="Рисунок 6"/>
             <wp:cNvGraphicFramePr>
               <a:graphicFrameLocks xmlns:a="http://schemas.openxmlformats.org/drawingml/2006/main" noChangeAspect="1"/>
             </wp:cNvGraphicFramePr>
@@ -2277,6 +2117,233 @@
                   <pic:spPr>
                     <a:xfrm>
                       <a:off x="0" y="0"/>
+                      <a:ext cx="5940425" cy="3401695"/>
+                    </a:xfrm>
+                    <a:prstGeom prst="rect">
+                      <a:avLst/>
+                    </a:prstGeom>
+                  </pic:spPr>
+                </pic:pic>
+              </a:graphicData>
+            </a:graphic>
+          </wp:inline>
+        </w:drawing>
+      </w:r>
+    </w:p>
+    <w:p>
+      <w:pPr>
+        <w:spacing w:line="276" w:lineRule="auto"/>
+        <w:rPr>
+          <w:rFonts w:ascii="Times New Roman" w:eastAsia="Calibri" w:hAnsi="Times New Roman" w:cs="Times New Roman"/>
+          <w:kern w:val="0"/>
+          <w:sz w:val="28"/>
+          <w:szCs w:val="28"/>
+          <w:lang w:val="en-US"/>
+          <w14:ligatures w14:val="none"/>
+        </w:rPr>
+      </w:pPr>
+      <w:r>
+        <w:rPr>
+          <w:rFonts w:ascii="Times New Roman" w:eastAsia="Calibri" w:hAnsi="Times New Roman" w:cs="Times New Roman"/>
+          <w:kern w:val="0"/>
+          <w:sz w:val="28"/>
+          <w:szCs w:val="28"/>
+          <w:lang w:val="en-US"/>
+          <w14:ligatures w14:val="none"/>
+        </w:rPr>
+        <w:t>CREATE TABLE order_deliveries (</w:t>
+      </w:r>
+    </w:p>
+    <w:p>
+      <w:pPr>
+        <w:spacing w:line="276" w:lineRule="auto"/>
+        <w:rPr>
+          <w:rFonts w:ascii="Times New Roman" w:eastAsia="Calibri" w:hAnsi="Times New Roman" w:cs="Times New Roman"/>
+          <w:kern w:val="0"/>
+          <w:sz w:val="28"/>
+          <w:szCs w:val="28"/>
+          <w:lang w:val="en-US"/>
+          <w14:ligatures w14:val="none"/>
+        </w:rPr>
+      </w:pPr>
+      <w:r>
+        <w:rPr>
+          <w:rFonts w:ascii="Times New Roman" w:eastAsia="Calibri" w:hAnsi="Times New Roman" w:cs="Times New Roman"/>
+          <w:kern w:val="0"/>
+          <w:sz w:val="28"/>
+          <w:szCs w:val="28"/>
+          <w:lang w:val="en-US"/>
+          <w14:ligatures w14:val="none"/>
+        </w:rPr>
+        <w:t xml:space="preserve">    delivery_id SERIAL PRIMARY KEY,</w:t>
+      </w:r>
+    </w:p>
+    <w:p>
+      <w:pPr>
+        <w:spacing w:line="276" w:lineRule="auto"/>
+        <w:rPr>
+          <w:rFonts w:ascii="Times New Roman" w:eastAsia="Calibri" w:hAnsi="Times New Roman" w:cs="Times New Roman"/>
+          <w:kern w:val="0"/>
+          <w:sz w:val="28"/>
+          <w:szCs w:val="28"/>
+          <w:lang w:val="en-US"/>
+          <w14:ligatures w14:val="none"/>
+        </w:rPr>
+      </w:pPr>
+      <w:r>
+        <w:rPr>
+          <w:rFonts w:ascii="Times New Roman" w:eastAsia="Calibri" w:hAnsi="Times New Roman" w:cs="Times New Roman"/>
+          <w:kern w:val="0"/>
+          <w:sz w:val="28"/>
+          <w:szCs w:val="28"/>
+          <w:lang w:val="en-US"/>
+          <w14:ligatures w14:val="none"/>
+        </w:rPr>
+        <w:t xml:space="preserve">    order_id INT UNIQUE REFERENCES orders(order_id) ON DELETE CASCADE,</w:t>
+      </w:r>
+    </w:p>
+    <w:p>
+      <w:pPr>
+        <w:spacing w:line="276" w:lineRule="auto"/>
+        <w:rPr>
+          <w:rFonts w:ascii="Times New Roman" w:eastAsia="Calibri" w:hAnsi="Times New Roman" w:cs="Times New Roman"/>
+          <w:kern w:val="0"/>
+          <w:sz w:val="28"/>
+          <w:szCs w:val="28"/>
+          <w:lang w:val="en-US"/>
+          <w14:ligatures w14:val="none"/>
+        </w:rPr>
+      </w:pPr>
+      <w:r>
+        <w:rPr>
+          <w:rFonts w:ascii="Times New Roman" w:eastAsia="Calibri" w:hAnsi="Times New Roman" w:cs="Times New Roman"/>
+          <w:kern w:val="0"/>
+          <w:sz w:val="28"/>
+          <w:szCs w:val="28"/>
+          <w:lang w:val="en-US"/>
+          <w14:ligatures w14:val="none"/>
+        </w:rPr>
+        <w:t xml:space="preserve">    courier_id INT REFERENCES employees(employee_id),</w:t>
+      </w:r>
+    </w:p>
+    <w:p>
+      <w:pPr>
+        <w:spacing w:line="276" w:lineRule="auto"/>
+        <w:rPr>
+          <w:rFonts w:ascii="Times New Roman" w:eastAsia="Calibri" w:hAnsi="Times New Roman" w:cs="Times New Roman"/>
+          <w:kern w:val="0"/>
+          <w:sz w:val="28"/>
+          <w:szCs w:val="28"/>
+          <w:lang w:val="en-US"/>
+          <w14:ligatures w14:val="none"/>
+        </w:rPr>
+      </w:pPr>
+      <w:r>
+        <w:rPr>
+          <w:rFonts w:ascii="Times New Roman" w:eastAsia="Calibri" w:hAnsi="Times New Roman" w:cs="Times New Roman"/>
+          <w:kern w:val="0"/>
+          <w:sz w:val="28"/>
+          <w:szCs w:val="28"/>
+          <w:lang w:val="en-US"/>
+          <w14:ligatures w14:val="none"/>
+        </w:rPr>
+        <w:t xml:space="preserve">    address VARCHAR(200) NOT NULL,</w:t>
+      </w:r>
+    </w:p>
+    <w:p>
+      <w:pPr>
+        <w:spacing w:line="276" w:lineRule="auto"/>
+        <w:rPr>
+          <w:rFonts w:ascii="Times New Roman" w:eastAsia="Calibri" w:hAnsi="Times New Roman" w:cs="Times New Roman"/>
+          <w:kern w:val="0"/>
+          <w:sz w:val="28"/>
+          <w:szCs w:val="28"/>
+          <w:lang w:val="en-US"/>
+          <w14:ligatures w14:val="none"/>
+        </w:rPr>
+      </w:pPr>
+      <w:r>
+        <w:rPr>
+          <w:rFonts w:ascii="Times New Roman" w:eastAsia="Calibri" w:hAnsi="Times New Roman" w:cs="Times New Roman"/>
+          <w:kern w:val="0"/>
+          <w:sz w:val="28"/>
+          <w:szCs w:val="28"/>
+          <w:lang w:val="en-US"/>
+          <w14:ligatures w14:val="none"/>
+        </w:rPr>
+        <w:t xml:space="preserve">    delivery_status VARCHAR(30) DEFAULT 'Processing'</w:t>
+      </w:r>
+    </w:p>
+    <w:p>
+      <w:pPr>
+        <w:spacing w:line="276" w:lineRule="auto"/>
+        <w:rPr>
+          <w:rFonts w:ascii="Times New Roman" w:eastAsia="Calibri" w:hAnsi="Times New Roman" w:cs="Times New Roman"/>
+          <w:kern w:val="0"/>
+          <w:sz w:val="28"/>
+          <w:szCs w:val="28"/>
+          <w:lang w:val="ru-RU"/>
+          <w14:ligatures w14:val="none"/>
+        </w:rPr>
+      </w:pPr>
+      <w:r>
+        <w:rPr>
+          <w:rFonts w:ascii="Times New Roman" w:eastAsia="Calibri" w:hAnsi="Times New Roman" w:cs="Times New Roman"/>
+          <w:kern w:val="0"/>
+          <w:sz w:val="28"/>
+          <w:szCs w:val="28"/>
+          <w:lang w:val="ru-RU"/>
+          <w14:ligatures w14:val="none"/>
+        </w:rPr>
+        <w:t>);</w:t>
+      </w:r>
+    </w:p>
+    <w:p>
+      <w:pPr>
+        <w:spacing w:line="276" w:lineRule="auto"/>
+        <w:rPr>
+          <w:rFonts w:ascii="Times New Roman" w:eastAsia="Calibri" w:hAnsi="Times New Roman" w:cs="Times New Roman"/>
+          <w:kern w:val="0"/>
+          <w:sz w:val="28"/>
+          <w:szCs w:val="28"/>
+          <w:lang w:val="en-US"/>
+          <w14:ligatures w14:val="none"/>
+        </w:rPr>
+      </w:pPr>
+      <w:r>
+        <w:rPr>
+          <w:rFonts w:ascii="Times New Roman" w:eastAsia="Calibri" w:hAnsi="Times New Roman" w:cs="Times New Roman"/>
+          <w:noProof/>
+          <w:kern w:val="0"/>
+          <w:sz w:val="28"/>
+          <w:szCs w:val="28"/>
+          <w:lang w:val="ru-RU"/>
+          <w14:ligatures w14:val="none"/>
+        </w:rPr>
+        <w:drawing>
+          <wp:inline distT="0" distB="0" distL="0" distR="0" wp14:anchorId="09F7FF56" wp14:editId="5519D10B">
+            <wp:extent cx="5940425" cy="3062605"/>
+            <wp:effectExtent l="0" t="0" r="3175" b="4445"/>
+            <wp:docPr id="7" name="Рисунок 7"/>
+            <wp:cNvGraphicFramePr>
+              <a:graphicFrameLocks xmlns:a="http://schemas.openxmlformats.org/drawingml/2006/main" noChangeAspect="1"/>
+            </wp:cNvGraphicFramePr>
+            <a:graphic xmlns:a="http://schemas.openxmlformats.org/drawingml/2006/main">
+              <a:graphicData uri="http://schemas.openxmlformats.org/drawingml/2006/picture">
+                <pic:pic xmlns:pic="http://schemas.openxmlformats.org/drawingml/2006/picture">
+                  <pic:nvPicPr>
+                    <pic:cNvPr id="1" name=""/>
+                    <pic:cNvPicPr/>
+                  </pic:nvPicPr>
+                  <pic:blipFill>
+                    <a:blip r:embed="rId12"/>
+                    <a:stretch>
+                      <a:fillRect/>
+                    </a:stretch>
+                  </pic:blipFill>
+                  <pic:spPr>
+                    <a:xfrm>
+                      <a:off x="0" y="0"/>
                       <a:ext cx="5940425" cy="3062605"/>
                     </a:xfrm>
                     <a:prstGeom prst="rect">
@@ -2302,25 +2369,48 @@
           <w14:ligatures w14:val="none"/>
         </w:rPr>
       </w:pPr>
-    </w:p>
-    <w:p>
-      <w:pPr>
-        <w:rPr>
-          <w:rFonts w:ascii="Times New Roman" w:eastAsia="Calibri" w:hAnsi="Times New Roman" w:cs="Times New Roman"/>
-          <w:kern w:val="0"/>
-          <w:sz w:val="28"/>
-          <w:szCs w:val="28"/>
-          <w:lang w:val="en-US"/>
-          <w14:ligatures w14:val="none"/>
-        </w:rPr>
-      </w:pPr>
-      <w:r>
-        <w:rPr>
-          <w:rFonts w:ascii="Times New Roman" w:eastAsia="Calibri" w:hAnsi="Times New Roman" w:cs="Times New Roman"/>
-          <w:kern w:val="0"/>
-          <w:sz w:val="28"/>
-          <w:szCs w:val="28"/>
-          <w:lang w:val="en-US"/>
+      <w:r>
+        <w:rPr>
+          <w:rFonts w:ascii="Times New Roman" w:eastAsia="Calibri" w:hAnsi="Times New Roman" w:cs="Times New Roman"/>
+          <w:kern w:val="0"/>
+          <w:sz w:val="28"/>
+          <w:szCs w:val="28"/>
+          <w:lang w:val="ru-RU"/>
+          <w14:ligatures w14:val="none"/>
+        </w:rPr>
+        <w:lastRenderedPageBreak/>
+        <w:t>Зависимости один ко всем, скриншот схемы (ЕЩЕ-ДИЗАЙНЕР), немного теории.</w:t>
+      </w:r>
+    </w:p>
+    <w:p>
+      <w:pPr>
+        <w:spacing w:line="276" w:lineRule="auto"/>
+        <w:rPr>
+          <w:rFonts w:ascii="Times New Roman" w:eastAsia="Calibri" w:hAnsi="Times New Roman" w:cs="Times New Roman"/>
+          <w:kern w:val="0"/>
+          <w:sz w:val="28"/>
+          <w:szCs w:val="28"/>
+          <w:lang w:val="ru-RU"/>
+          <w14:ligatures w14:val="none"/>
+        </w:rPr>
+      </w:pPr>
+    </w:p>
+    <w:p>
+      <w:pPr>
+        <w:rPr>
+          <w:rFonts w:ascii="Times New Roman" w:eastAsia="Calibri" w:hAnsi="Times New Roman" w:cs="Times New Roman"/>
+          <w:kern w:val="0"/>
+          <w:sz w:val="28"/>
+          <w:szCs w:val="28"/>
+          <w14:ligatures w14:val="none"/>
+        </w:rPr>
+      </w:pPr>
+      <w:r>
+        <w:rPr>
+          <w:rFonts w:ascii="Times New Roman" w:eastAsia="Calibri" w:hAnsi="Times New Roman" w:cs="Times New Roman"/>
+          <w:kern w:val="0"/>
+          <w:sz w:val="28"/>
+          <w:szCs w:val="28"/>
           <w14:ligatures w14:val="none"/>
         </w:rPr>
         <w:br w:type="page"/>
@@ -3503,6 +3593,7 @@
   <w:style w:type="character" w:default="1" w:styleId="a0">
     <w:name w:val="Default Paragraph Font"/>
     <w:uiPriority w:val="1"/>
+    <w:semiHidden/>
     <w:unhideWhenUsed/>
   </w:style>
   <w:style w:type="table" w:default="1" w:styleId="a1">
@@ -4112,4 +4203,16 @@
     </a:ext>
   </a:extLst>
 </a:theme>
+</file>
+
+<file path=customXml/item1.xml><?xml version="1.0" encoding="utf-8"?>
+<b:Sources xmlns:b="http://schemas.openxmlformats.org/officeDocument/2006/bibliography" xmlns="http://schemas.openxmlformats.org/officeDocument/2006/bibliography" SelectedStyle="\APASixthEditionOfficeOnline.xsl" StyleName="APA" Version="6"/>
+</file>
+
+<file path=customXml/itemProps1.xml><?xml version="1.0" encoding="utf-8"?>
+<ds:datastoreItem xmlns:ds="http://schemas.openxmlformats.org/officeDocument/2006/customXml" ds:itemID="{E674DA9E-C924-4C35-A3BC-19B9EEC4E536}">
+  <ds:schemaRefs>
+    <ds:schemaRef ds:uri="http://schemas.openxmlformats.org/officeDocument/2006/bibliography"/>
+  </ds:schemaRefs>
+</ds:datastoreItem>
 </file>